--- a/docs/firewall-analyzer-guide.docx
+++ b/docs/firewall-analyzer-guide.docx
@@ -20,10 +20,6 @@
         <w:jc w:val="center"/>
       </w:pPr>
       <w:r>
-        <w:rPr>
-          <w:color w:val="64788C"/>
-          <w:sz w:val="22"/>
-        </w:rPr>
         <w:t>Firewall Analyzer v4.0　使用說明</w:t>
       </w:r>
     </w:p>
@@ -41,10 +37,7 @@
     </w:p>
     <w:p>
       <w:r>
-        <w:rPr>
-          <w:sz w:val="20"/>
-        </w:rPr>
-        <w:t>本工具用於深度解析防火牆設定檔，自動提取並視覺化防火牆政策、使用者帳號、VPN、NAT、SD-WAN、DHCP、DNS 等設定內容，並支援不同廠牌設定格式的相互轉換。所有處理均在瀏覽器本機執行。</w:t>
+        <w:t>本工具用於深度解析防火牆設定檔，自動提取並視覺化防火牆政策、使用者帳號、VPN、NAT、SD-WAN、DHCP、DNS 等設定內容，並提供跨廠牌設定轉換、規則稽核、IP/Policy 查詢與新舊設定比對等進階功能。所有處理均在瀏覽器本機執行。</w:t>
       </w:r>
     </w:p>
     <w:p>
@@ -80,13 +73,14 @@
       <w:tblPr>
         <w:tblStyle w:val="TableGrid"/>
         <w:tblW w:type="auto" w:w="0"/>
+        <w:jc w:val="center"/>
         <w:tblLook w:firstColumn="1" w:firstRow="1" w:lastColumn="0" w:lastRow="0" w:noHBand="0" w:noVBand="1" w:val="04A0"/>
       </w:tblPr>
       <w:tblGrid>
-        <w:gridCol w:w="2351"/>
-        <w:gridCol w:w="2351"/>
-        <w:gridCol w:w="2351"/>
-        <w:gridCol w:w="2351"/>
+        <w:gridCol w:w="2160"/>
+        <w:gridCol w:w="2160"/>
+        <w:gridCol w:w="2160"/>
+        <w:gridCol w:w="2160"/>
       </w:tblGrid>
       <w:tr>
         <w:tc>
@@ -98,6 +92,7 @@
             <w:pPr>
               <w:jc w:val="center"/>
             </w:pPr>
+            <w:r/>
             <w:r>
               <w:rPr>
                 <w:b/>
@@ -117,6 +112,7 @@
             <w:pPr>
               <w:jc w:val="center"/>
             </w:pPr>
+            <w:r/>
             <w:r>
               <w:rPr>
                 <w:b/>
@@ -136,6 +132,7 @@
             <w:pPr>
               <w:jc w:val="center"/>
             </w:pPr>
+            <w:r/>
             <w:r>
               <w:rPr>
                 <w:b/>
@@ -155,6 +152,7 @@
             <w:pPr>
               <w:jc w:val="center"/>
             </w:pPr>
+            <w:r/>
             <w:r>
               <w:rPr>
                 <w:b/>
@@ -172,6 +170,7 @@
             <w:tcW w:type="dxa" w:w="2351"/>
           </w:tcPr>
           <w:p>
+            <w:r/>
             <w:r>
               <w:rPr>
                 <w:sz w:val="20"/>
@@ -185,6 +184,7 @@
             <w:tcW w:type="dxa" w:w="2351"/>
           </w:tcPr>
           <w:p>
+            <w:r/>
             <w:r>
               <w:rPr>
                 <w:sz w:val="20"/>
@@ -198,6 +198,7 @@
             <w:tcW w:type="dxa" w:w="2351"/>
           </w:tcPr>
           <w:p>
+            <w:r/>
             <w:r>
               <w:rPr>
                 <w:sz w:val="20"/>
@@ -211,6 +212,7 @@
             <w:tcW w:type="dxa" w:w="2351"/>
           </w:tcPr>
           <w:p>
+            <w:r/>
             <w:r>
               <w:rPr>
                 <w:sz w:val="20"/>
@@ -226,6 +228,7 @@
             <w:tcW w:type="dxa" w:w="2351"/>
           </w:tcPr>
           <w:p>
+            <w:r/>
             <w:r>
               <w:rPr>
                 <w:sz w:val="20"/>
@@ -239,6 +242,7 @@
             <w:tcW w:type="dxa" w:w="2351"/>
           </w:tcPr>
           <w:p>
+            <w:r/>
             <w:r>
               <w:rPr>
                 <w:sz w:val="20"/>
@@ -252,6 +256,7 @@
             <w:tcW w:type="dxa" w:w="2351"/>
           </w:tcPr>
           <w:p>
+            <w:r/>
             <w:r>
               <w:rPr>
                 <w:sz w:val="20"/>
@@ -265,6 +270,7 @@
             <w:tcW w:type="dxa" w:w="2351"/>
           </w:tcPr>
           <w:p>
+            <w:r/>
             <w:r>
               <w:rPr>
                 <w:sz w:val="20"/>
@@ -280,6 +286,7 @@
             <w:tcW w:type="dxa" w:w="2351"/>
           </w:tcPr>
           <w:p>
+            <w:r/>
             <w:r>
               <w:rPr>
                 <w:sz w:val="20"/>
@@ -293,6 +300,7 @@
             <w:tcW w:type="dxa" w:w="2351"/>
           </w:tcPr>
           <w:p>
+            <w:r/>
             <w:r>
               <w:rPr>
                 <w:sz w:val="20"/>
@@ -306,6 +314,7 @@
             <w:tcW w:type="dxa" w:w="2351"/>
           </w:tcPr>
           <w:p>
+            <w:r/>
             <w:r>
               <w:rPr>
                 <w:sz w:val="20"/>
@@ -319,6 +328,7 @@
             <w:tcW w:type="dxa" w:w="2351"/>
           </w:tcPr>
           <w:p>
+            <w:r/>
             <w:r>
               <w:rPr>
                 <w:sz w:val="20"/>
@@ -334,6 +344,7 @@
             <w:tcW w:type="dxa" w:w="2351"/>
           </w:tcPr>
           <w:p>
+            <w:r/>
             <w:r>
               <w:rPr>
                 <w:sz w:val="20"/>
@@ -347,6 +358,7 @@
             <w:tcW w:type="dxa" w:w="2351"/>
           </w:tcPr>
           <w:p>
+            <w:r/>
             <w:r>
               <w:rPr>
                 <w:sz w:val="20"/>
@@ -360,6 +372,7 @@
             <w:tcW w:type="dxa" w:w="2351"/>
           </w:tcPr>
           <w:p>
+            <w:r/>
             <w:r>
               <w:rPr>
                 <w:sz w:val="20"/>
@@ -373,6 +386,7 @@
             <w:tcW w:type="dxa" w:w="2351"/>
           </w:tcPr>
           <w:p>
+            <w:r/>
             <w:r>
               <w:rPr>
                 <w:sz w:val="20"/>
@@ -388,6 +402,7 @@
             <w:tcW w:type="dxa" w:w="2351"/>
           </w:tcPr>
           <w:p>
+            <w:r/>
             <w:r>
               <w:rPr>
                 <w:sz w:val="20"/>
@@ -401,6 +416,7 @@
             <w:tcW w:type="dxa" w:w="2351"/>
           </w:tcPr>
           <w:p>
+            <w:r/>
             <w:r>
               <w:rPr>
                 <w:sz w:val="20"/>
@@ -414,6 +430,7 @@
             <w:tcW w:type="dxa" w:w="2351"/>
           </w:tcPr>
           <w:p>
+            <w:r/>
             <w:r>
               <w:rPr>
                 <w:sz w:val="20"/>
@@ -427,6 +444,7 @@
             <w:tcW w:type="dxa" w:w="2351"/>
           </w:tcPr>
           <w:p>
+            <w:r/>
             <w:r>
               <w:rPr>
                 <w:sz w:val="20"/>
@@ -442,6 +460,7 @@
             <w:tcW w:type="dxa" w:w="2351"/>
           </w:tcPr>
           <w:p>
+            <w:r/>
             <w:r>
               <w:rPr>
                 <w:sz w:val="20"/>
@@ -455,6 +474,7 @@
             <w:tcW w:type="dxa" w:w="2351"/>
           </w:tcPr>
           <w:p>
+            <w:r/>
             <w:r>
               <w:rPr>
                 <w:sz w:val="20"/>
@@ -468,6 +488,7 @@
             <w:tcW w:type="dxa" w:w="2351"/>
           </w:tcPr>
           <w:p>
+            <w:r/>
             <w:r>
               <w:rPr>
                 <w:sz w:val="20"/>
@@ -481,6 +502,7 @@
             <w:tcW w:type="dxa" w:w="2351"/>
           </w:tcPr>
           <w:p>
+            <w:r/>
             <w:r>
               <w:rPr>
                 <w:sz w:val="20"/>
@@ -496,6 +518,7 @@
             <w:tcW w:type="dxa" w:w="2351"/>
           </w:tcPr>
           <w:p>
+            <w:r/>
             <w:r>
               <w:rPr>
                 <w:sz w:val="20"/>
@@ -509,6 +532,7 @@
             <w:tcW w:type="dxa" w:w="2351"/>
           </w:tcPr>
           <w:p>
+            <w:r/>
             <w:r>
               <w:rPr>
                 <w:sz w:val="20"/>
@@ -522,6 +546,7 @@
             <w:tcW w:type="dxa" w:w="2351"/>
           </w:tcPr>
           <w:p>
+            <w:r/>
             <w:r>
               <w:rPr>
                 <w:sz w:val="20"/>
@@ -535,6 +560,7 @@
             <w:tcW w:type="dxa" w:w="2351"/>
           </w:tcPr>
           <w:p>
+            <w:r/>
             <w:r>
               <w:rPr>
                 <w:sz w:val="20"/>
@@ -550,6 +576,7 @@
             <w:tcW w:type="dxa" w:w="2351"/>
           </w:tcPr>
           <w:p>
+            <w:r/>
             <w:r>
               <w:rPr>
                 <w:sz w:val="20"/>
@@ -563,6 +590,7 @@
             <w:tcW w:type="dxa" w:w="2351"/>
           </w:tcPr>
           <w:p>
+            <w:r/>
             <w:r>
               <w:rPr>
                 <w:sz w:val="20"/>
@@ -576,6 +604,7 @@
             <w:tcW w:type="dxa" w:w="2351"/>
           </w:tcPr>
           <w:p>
+            <w:r/>
             <w:r>
               <w:rPr>
                 <w:sz w:val="20"/>
@@ -589,6 +618,7 @@
             <w:tcW w:type="dxa" w:w="2351"/>
           </w:tcPr>
           <w:p>
+            <w:r/>
             <w:r>
               <w:rPr>
                 <w:sz w:val="20"/>
@@ -598,8 +628,137 @@
           </w:p>
         </w:tc>
       </w:tr>
+      <w:tr>
+        <w:tc>
+          <w:tcPr>
+            <w:tcW w:type="dxa" w:w="2351"/>
+          </w:tcPr>
+          <w:p>
+            <w:r/>
+            <w:r>
+              <w:rPr>
+                <w:sz w:val="20"/>
+              </w:rPr>
+              <w:t>Cisco ASA</w:t>
+            </w:r>
+          </w:p>
+        </w:tc>
+        <w:tc>
+          <w:tcPr>
+            <w:tcW w:type="dxa" w:w="2351"/>
+          </w:tcPr>
+          <w:p>
+            <w:r/>
+            <w:r>
+              <w:rPr>
+                <w:sz w:val="20"/>
+              </w:rPr>
+              <w:t>ASA 9.x 以上</w:t>
+            </w:r>
+          </w:p>
+        </w:tc>
+        <w:tc>
+          <w:tcPr>
+            <w:tcW w:type="dxa" w:w="2351"/>
+          </w:tcPr>
+          <w:p>
+            <w:r/>
+            <w:r>
+              <w:rPr>
+                <w:sz w:val="20"/>
+              </w:rPr>
+              <w:t>show running-config 或 ASDM 匯出</w:t>
+            </w:r>
+          </w:p>
+        </w:tc>
+        <w:tc>
+          <w:tcPr>
+            <w:tcW w:type="dxa" w:w="2351"/>
+          </w:tcPr>
+          <w:p>
+            <w:r/>
+            <w:r>
+              <w:rPr>
+                <w:sz w:val="20"/>
+              </w:rPr>
+              <w:t>.txt / .conf</w:t>
+            </w:r>
+          </w:p>
+        </w:tc>
+      </w:tr>
+      <w:tr>
+        <w:tc>
+          <w:tcPr>
+            <w:tcW w:type="dxa" w:w="2351"/>
+          </w:tcPr>
+          <w:p>
+            <w:r/>
+            <w:r>
+              <w:rPr>
+                <w:sz w:val="20"/>
+              </w:rPr>
+              <w:t>Cisco Firepower / FTD</w:t>
+            </w:r>
+          </w:p>
+        </w:tc>
+        <w:tc>
+          <w:tcPr>
+            <w:tcW w:type="dxa" w:w="2351"/>
+          </w:tcPr>
+          <w:p>
+            <w:r/>
+            <w:r>
+              <w:rPr>
+                <w:sz w:val="20"/>
+              </w:rPr>
+              <w:t>FTD</w:t>
+            </w:r>
+          </w:p>
+        </w:tc>
+        <w:tc>
+          <w:tcPr>
+            <w:tcW w:type="dxa" w:w="2351"/>
+          </w:tcPr>
+          <w:p>
+            <w:r/>
+            <w:r>
+              <w:rPr>
+                <w:sz w:val="20"/>
+              </w:rPr>
+              <w:t>show running-config 或 FMC 匯出</w:t>
+            </w:r>
+          </w:p>
+        </w:tc>
+        <w:tc>
+          <w:tcPr>
+            <w:tcW w:type="dxa" w:w="2351"/>
+          </w:tcPr>
+          <w:p>
+            <w:r/>
+            <w:r>
+              <w:rPr>
+                <w:sz w:val="20"/>
+              </w:rPr>
+              <w:t>.txt / .conf</w:t>
+            </w:r>
+          </w:p>
+        </w:tc>
+      </w:tr>
     </w:tbl>
     <w:p/>
+    <w:p>
+      <w:pPr>
+        <w:spacing w:before="40" w:after="40"/>
+        <w:ind w:left="227"/>
+      </w:pPr>
+      <w:r>
+        <w:rPr>
+          <w:color w:val="008CBE"/>
+          <w:sz w:val="19"/>
+        </w:rPr>
+        <w:t>ℹ 共 10 家廠牌；上傳時會自動偵測設定檔特徵，若貼錯欄位（如把 A 廠牌內容貼到 B 廠牌上傳區）會另外提出警告。</w:t>
+      </w:r>
+    </w:p>
     <w:p>
       <w:pPr>
         <w:pStyle w:val="Heading1"/>
@@ -615,12 +774,13 @@
       <w:tblPr>
         <w:tblStyle w:val="TableGrid"/>
         <w:tblW w:type="auto" w:w="0"/>
+        <w:jc w:val="center"/>
         <w:tblLook w:firstColumn="1" w:firstRow="1" w:lastColumn="0" w:lastRow="0" w:noHBand="0" w:noVBand="1" w:val="04A0"/>
       </w:tblPr>
       <w:tblGrid>
-        <w:gridCol w:w="3135"/>
-        <w:gridCol w:w="3135"/>
-        <w:gridCol w:w="3135"/>
+        <w:gridCol w:w="2880"/>
+        <w:gridCol w:w="2880"/>
+        <w:gridCol w:w="2880"/>
       </w:tblGrid>
       <w:tr>
         <w:tc>
@@ -632,6 +792,7 @@
             <w:pPr>
               <w:jc w:val="center"/>
             </w:pPr>
+            <w:r/>
             <w:r>
               <w:rPr>
                 <w:b/>
@@ -651,6 +812,7 @@
             <w:pPr>
               <w:jc w:val="center"/>
             </w:pPr>
+            <w:r/>
             <w:r>
               <w:rPr>
                 <w:b/>
@@ -670,6 +832,7 @@
             <w:pPr>
               <w:jc w:val="center"/>
             </w:pPr>
+            <w:r/>
             <w:r>
               <w:rPr>
                 <w:b/>
@@ -687,6 +850,7 @@
             <w:tcW w:type="dxa" w:w="3135"/>
           </w:tcPr>
           <w:p>
+            <w:r/>
             <w:r>
               <w:rPr>
                 <w:sz w:val="20"/>
@@ -700,6 +864,7 @@
             <w:tcW w:type="dxa" w:w="3135"/>
           </w:tcPr>
           <w:p>
+            <w:r/>
             <w:r>
               <w:rPr>
                 <w:sz w:val="20"/>
@@ -713,6 +878,7 @@
             <w:tcW w:type="dxa" w:w="3135"/>
           </w:tcPr>
           <w:p>
+            <w:r/>
             <w:r>
               <w:rPr>
                 <w:sz w:val="20"/>
@@ -728,6 +894,7 @@
             <w:tcW w:type="dxa" w:w="3135"/>
           </w:tcPr>
           <w:p>
+            <w:r/>
             <w:r>
               <w:rPr>
                 <w:sz w:val="20"/>
@@ -741,6 +908,7 @@
             <w:tcW w:type="dxa" w:w="3135"/>
           </w:tcPr>
           <w:p>
+            <w:r/>
             <w:r>
               <w:rPr>
                 <w:sz w:val="20"/>
@@ -754,6 +922,7 @@
             <w:tcW w:type="dxa" w:w="3135"/>
           </w:tcPr>
           <w:p>
+            <w:r/>
             <w:r>
               <w:rPr>
                 <w:sz w:val="20"/>
@@ -769,6 +938,7 @@
             <w:tcW w:type="dxa" w:w="3135"/>
           </w:tcPr>
           <w:p>
+            <w:r/>
             <w:r>
               <w:rPr>
                 <w:sz w:val="20"/>
@@ -782,6 +952,7 @@
             <w:tcW w:type="dxa" w:w="3135"/>
           </w:tcPr>
           <w:p>
+            <w:r/>
             <w:r>
               <w:rPr>
                 <w:sz w:val="20"/>
@@ -795,6 +966,7 @@
             <w:tcW w:type="dxa" w:w="3135"/>
           </w:tcPr>
           <w:p>
+            <w:r/>
             <w:r>
               <w:rPr>
                 <w:sz w:val="20"/>
@@ -810,6 +982,7 @@
             <w:tcW w:type="dxa" w:w="3135"/>
           </w:tcPr>
           <w:p>
+            <w:r/>
             <w:r>
               <w:rPr>
                 <w:sz w:val="20"/>
@@ -823,11 +996,12 @@
             <w:tcW w:type="dxa" w:w="3135"/>
           </w:tcPr>
           <w:p>
+            <w:r/>
             <w:r>
               <w:rPr>
                 <w:sz w:val="20"/>
               </w:rPr>
-              <w:t>設定轉換（選用）</w:t>
+              <w:t>進階功能（選用）</w:t>
             </w:r>
           </w:p>
         </w:tc>
@@ -836,11 +1010,12 @@
             <w:tcW w:type="dxa" w:w="3135"/>
           </w:tcPr>
           <w:p>
+            <w:r/>
             <w:r>
               <w:rPr>
                 <w:sz w:val="20"/>
               </w:rPr>
-              <w:t>切換至「設定轉換」Tab，選擇目標廠牌，產生對應格式的設定草稿。</w:t>
+              <w:t>視需要切換至「設定轉換」「稽核」「查詢」「新舊比對」等 Tab。</w:t>
             </w:r>
           </w:p>
         </w:tc>
@@ -851,6 +1026,7 @@
             <w:tcW w:type="dxa" w:w="3135"/>
           </w:tcPr>
           <w:p>
+            <w:r/>
             <w:r>
               <w:rPr>
                 <w:sz w:val="20"/>
@@ -864,6 +1040,7 @@
             <w:tcW w:type="dxa" w:w="3135"/>
           </w:tcPr>
           <w:p>
+            <w:r/>
             <w:r>
               <w:rPr>
                 <w:sz w:val="20"/>
@@ -877,11 +1054,12 @@
             <w:tcW w:type="dxa" w:w="3135"/>
           </w:tcPr>
           <w:p>
+            <w:r/>
             <w:r>
               <w:rPr>
                 <w:sz w:val="20"/>
               </w:rPr>
-              <w:t>點擊「匯出 HTML 報告」或「複製」取得分析結果。</w:t>
+              <w:t>點擊「匯出 HTML 報告」或「複製」取得分析結果，亦可逐分頁匯出 CSV。</w:t>
             </w:r>
           </w:p>
         </w:tc>
@@ -903,22 +1081,24 @@
       <w:tblPr>
         <w:tblStyle w:val="TableGrid"/>
         <w:tblW w:type="auto" w:w="0"/>
+        <w:jc w:val="center"/>
         <w:tblLook w:firstColumn="1" w:firstRow="1" w:lastColumn="0" w:lastRow="0" w:noHBand="0" w:noVBand="1" w:val="04A0"/>
       </w:tblPr>
       <w:tblGrid>
-        <w:gridCol w:w="4703"/>
-        <w:gridCol w:w="4703"/>
+        <w:gridCol w:w="4320"/>
+        <w:gridCol w:w="4320"/>
       </w:tblGrid>
       <w:tr>
         <w:tc>
           <w:tcPr>
-            <w:tcW w:type="dxa" w:w="4703"/>
+            <w:tcW w:type="dxa" w:w="4702"/>
             <w:shd w:val="clear" w:color="auto" w:fill="2D5986"/>
           </w:tcPr>
           <w:p>
             <w:pPr>
               <w:jc w:val="center"/>
             </w:pPr>
+            <w:r/>
             <w:r>
               <w:rPr>
                 <w:b/>
@@ -931,13 +1111,14 @@
         </w:tc>
         <w:tc>
           <w:tcPr>
-            <w:tcW w:type="dxa" w:w="4703"/>
+            <w:tcW w:type="dxa" w:w="4702"/>
             <w:shd w:val="clear" w:color="auto" w:fill="2D5986"/>
           </w:tcPr>
           <w:p>
             <w:pPr>
               <w:jc w:val="center"/>
             </w:pPr>
+            <w:r/>
             <w:r>
               <w:rPr>
                 <w:b/>
@@ -952,9 +1133,10 @@
       <w:tr>
         <w:tc>
           <w:tcPr>
-            <w:tcW w:type="dxa" w:w="4703"/>
+            <w:tcW w:type="dxa" w:w="4702"/>
           </w:tcPr>
           <w:p>
+            <w:r/>
             <w:r>
               <w:rPr>
                 <w:sz w:val="20"/>
@@ -965,9 +1147,10 @@
         </w:tc>
         <w:tc>
           <w:tcPr>
-            <w:tcW w:type="dxa" w:w="4703"/>
+            <w:tcW w:type="dxa" w:w="4702"/>
           </w:tcPr>
           <w:p>
+            <w:r/>
             <w:r>
               <w:rPr>
                 <w:sz w:val="20"/>
@@ -980,9 +1163,10 @@
       <w:tr>
         <w:tc>
           <w:tcPr>
-            <w:tcW w:type="dxa" w:w="4703"/>
+            <w:tcW w:type="dxa" w:w="4702"/>
           </w:tcPr>
           <w:p>
+            <w:r/>
             <w:r>
               <w:rPr>
                 <w:sz w:val="20"/>
@@ -993,9 +1177,10 @@
         </w:tc>
         <w:tc>
           <w:tcPr>
-            <w:tcW w:type="dxa" w:w="4703"/>
+            <w:tcW w:type="dxa" w:w="4702"/>
           </w:tcPr>
           <w:p>
+            <w:r/>
             <w:r>
               <w:rPr>
                 <w:sz w:val="20"/>
@@ -1008,9 +1193,10 @@
       <w:tr>
         <w:tc>
           <w:tcPr>
-            <w:tcW w:type="dxa" w:w="4703"/>
+            <w:tcW w:type="dxa" w:w="4702"/>
           </w:tcPr>
           <w:p>
+            <w:r/>
             <w:r>
               <w:rPr>
                 <w:sz w:val="20"/>
@@ -1021,9 +1207,10 @@
         </w:tc>
         <w:tc>
           <w:tcPr>
-            <w:tcW w:type="dxa" w:w="4703"/>
+            <w:tcW w:type="dxa" w:w="4702"/>
           </w:tcPr>
           <w:p>
+            <w:r/>
             <w:r>
               <w:rPr>
                 <w:sz w:val="20"/>
@@ -1036,9 +1223,10 @@
       <w:tr>
         <w:tc>
           <w:tcPr>
-            <w:tcW w:type="dxa" w:w="4703"/>
+            <w:tcW w:type="dxa" w:w="4702"/>
           </w:tcPr>
           <w:p>
+            <w:r/>
             <w:r>
               <w:rPr>
                 <w:sz w:val="20"/>
@@ -1049,9 +1237,10 @@
         </w:tc>
         <w:tc>
           <w:tcPr>
-            <w:tcW w:type="dxa" w:w="4703"/>
+            <w:tcW w:type="dxa" w:w="4702"/>
           </w:tcPr>
           <w:p>
+            <w:r/>
             <w:r>
               <w:rPr>
                 <w:sz w:val="20"/>
@@ -1064,9 +1253,10 @@
       <w:tr>
         <w:tc>
           <w:tcPr>
-            <w:tcW w:type="dxa" w:w="4703"/>
+            <w:tcW w:type="dxa" w:w="4702"/>
           </w:tcPr>
           <w:p>
+            <w:r/>
             <w:r>
               <w:rPr>
                 <w:sz w:val="20"/>
@@ -1077,9 +1267,10 @@
         </w:tc>
         <w:tc>
           <w:tcPr>
-            <w:tcW w:type="dxa" w:w="4703"/>
+            <w:tcW w:type="dxa" w:w="4702"/>
           </w:tcPr>
           <w:p>
+            <w:r/>
             <w:r>
               <w:rPr>
                 <w:sz w:val="20"/>
@@ -1092,9 +1283,10 @@
       <w:tr>
         <w:tc>
           <w:tcPr>
-            <w:tcW w:type="dxa" w:w="4703"/>
+            <w:tcW w:type="dxa" w:w="4702"/>
           </w:tcPr>
           <w:p>
+            <w:r/>
             <w:r>
               <w:rPr>
                 <w:sz w:val="20"/>
@@ -1105,9 +1297,10 @@
         </w:tc>
         <w:tc>
           <w:tcPr>
-            <w:tcW w:type="dxa" w:w="4703"/>
+            <w:tcW w:type="dxa" w:w="4702"/>
           </w:tcPr>
           <w:p>
+            <w:r/>
             <w:r>
               <w:rPr>
                 <w:sz w:val="20"/>
@@ -1120,9 +1313,10 @@
       <w:tr>
         <w:tc>
           <w:tcPr>
-            <w:tcW w:type="dxa" w:w="4703"/>
+            <w:tcW w:type="dxa" w:w="4702"/>
           </w:tcPr>
           <w:p>
+            <w:r/>
             <w:r>
               <w:rPr>
                 <w:sz w:val="20"/>
@@ -1133,9 +1327,10 @@
         </w:tc>
         <w:tc>
           <w:tcPr>
-            <w:tcW w:type="dxa" w:w="4703"/>
+            <w:tcW w:type="dxa" w:w="4702"/>
           </w:tcPr>
           <w:p>
+            <w:r/>
             <w:r>
               <w:rPr>
                 <w:sz w:val="20"/>
@@ -1148,9 +1343,10 @@
       <w:tr>
         <w:tc>
           <w:tcPr>
-            <w:tcW w:type="dxa" w:w="4703"/>
+            <w:tcW w:type="dxa" w:w="4702"/>
           </w:tcPr>
           <w:p>
+            <w:r/>
             <w:r>
               <w:rPr>
                 <w:sz w:val="20"/>
@@ -1161,9 +1357,10 @@
         </w:tc>
         <w:tc>
           <w:tcPr>
-            <w:tcW w:type="dxa" w:w="4703"/>
+            <w:tcW w:type="dxa" w:w="4702"/>
           </w:tcPr>
           <w:p>
+            <w:r/>
             <w:r>
               <w:rPr>
                 <w:sz w:val="20"/>
@@ -1176,38 +1373,10 @@
       <w:tr>
         <w:tc>
           <w:tcPr>
-            <w:tcW w:type="dxa" w:w="4703"/>
+            <w:tcW w:type="dxa" w:w="4702"/>
           </w:tcPr>
           <w:p>
-            <w:r>
-              <w:rPr>
-                <w:sz w:val="20"/>
-              </w:rPr>
-              <w:t>設定轉換</w:t>
-            </w:r>
-          </w:p>
-        </w:tc>
-        <w:tc>
-          <w:tcPr>
-            <w:tcW w:type="dxa" w:w="4703"/>
-          </w:tcPr>
-          <w:p>
-            <w:r>
-              <w:rPr>
-                <w:sz w:val="20"/>
-              </w:rPr>
-              <w:t>將當前設定轉換為其他支援廠牌的設定格式（草稿，需人工審閱）。</w:t>
-            </w:r>
-          </w:p>
-        </w:tc>
-      </w:tr>
-      <w:tr>
-        <w:tc>
-          <w:tcPr>
-            <w:tcW w:type="dxa" w:w="4703"/>
-          </w:tcPr>
-          <w:p>
-            <w:pPr/>
+            <w:r/>
             <w:r>
               <w:rPr>
                 <w:sz w:val="20"/>
@@ -1218,10 +1387,10 @@
         </w:tc>
         <w:tc>
           <w:tcPr>
-            <w:tcW w:type="dxa" w:w="4703"/>
+            <w:tcW w:type="dxa" w:w="4702"/>
           </w:tcPr>
           <w:p>
-            <w:pPr/>
+            <w:r/>
             <w:r>
               <w:rPr>
                 <w:sz w:val="20"/>
@@ -1234,10 +1403,10 @@
       <w:tr>
         <w:tc>
           <w:tcPr>
-            <w:tcW w:type="dxa" w:w="4703"/>
+            <w:tcW w:type="dxa" w:w="4702"/>
           </w:tcPr>
           <w:p>
-            <w:pPr/>
+            <w:r/>
             <w:r>
               <w:rPr>
                 <w:sz w:val="20"/>
@@ -1248,10 +1417,10 @@
         </w:tc>
         <w:tc>
           <w:tcPr>
-            <w:tcW w:type="dxa" w:w="4703"/>
+            <w:tcW w:type="dxa" w:w="4702"/>
           </w:tcPr>
           <w:p>
-            <w:pPr/>
+            <w:r/>
             <w:r>
               <w:rPr>
                 <w:sz w:val="20"/>
@@ -1264,10 +1433,10 @@
       <w:tr>
         <w:tc>
           <w:tcPr>
-            <w:tcW w:type="dxa" w:w="4703"/>
+            <w:tcW w:type="dxa" w:w="4702"/>
           </w:tcPr>
           <w:p>
-            <w:pPr/>
+            <w:r/>
             <w:r>
               <w:rPr>
                 <w:sz w:val="20"/>
@@ -1278,10 +1447,10 @@
         </w:tc>
         <w:tc>
           <w:tcPr>
-            <w:tcW w:type="dxa" w:w="4703"/>
+            <w:tcW w:type="dxa" w:w="4702"/>
           </w:tcPr>
           <w:p>
-            <w:pPr/>
+            <w:r/>
             <w:r>
               <w:rPr>
                 <w:sz w:val="20"/>
@@ -1294,10 +1463,10 @@
       <w:tr>
         <w:tc>
           <w:tcPr>
-            <w:tcW w:type="dxa" w:w="4703"/>
+            <w:tcW w:type="dxa" w:w="4702"/>
           </w:tcPr>
           <w:p>
-            <w:pPr/>
+            <w:r/>
             <w:r>
               <w:rPr>
                 <w:sz w:val="20"/>
@@ -1308,10 +1477,10 @@
         </w:tc>
         <w:tc>
           <w:tcPr>
-            <w:tcW w:type="dxa" w:w="4703"/>
+            <w:tcW w:type="dxa" w:w="4702"/>
           </w:tcPr>
           <w:p>
-            <w:pPr/>
+            <w:r/>
             <w:r>
               <w:rPr>
                 <w:sz w:val="20"/>
@@ -1324,10 +1493,10 @@
       <w:tr>
         <w:tc>
           <w:tcPr>
-            <w:tcW w:type="dxa" w:w="4703"/>
+            <w:tcW w:type="dxa" w:w="4702"/>
           </w:tcPr>
           <w:p>
-            <w:pPr/>
+            <w:r/>
             <w:r>
               <w:rPr>
                 <w:sz w:val="20"/>
@@ -1338,10 +1507,10 @@
         </w:tc>
         <w:tc>
           <w:tcPr>
-            <w:tcW w:type="dxa" w:w="4703"/>
+            <w:tcW w:type="dxa" w:w="4702"/>
           </w:tcPr>
           <w:p>
-            <w:pPr/>
+            <w:r/>
             <w:r>
               <w:rPr>
                 <w:sz w:val="20"/>
@@ -1361,15 +1530,122 @@
         <w:rPr>
           <w:color w:val="0096C8"/>
         </w:rPr>
-        <w:t>5. 跨廠牌設定轉換</w:t>
+        <w:t>5. 稽核（Audit）</w:t>
       </w:r>
     </w:p>
     <w:p>
       <w:r>
+        <w:t>「稽核」Tab 針對已解析的政策與物件執行 4 項自動分析：</w:t>
+      </w:r>
+    </w:p>
+    <w:p>
+      <w:pPr>
+        <w:pStyle w:val="ListBullet"/>
+      </w:pPr>
+      <w:r>
         <w:rPr>
           <w:sz w:val="20"/>
         </w:rPr>
-        <w:t>設定轉換功能可將已解析的設定轉換為其他廠牌的設定格式，適用於廠牌更換或設備移轉評估。轉換結果為草稿，請務必人工審閱後再套用至正式設備。</w:t>
+        <w:t>規則遮蔽偵測：找出被前面規則完全遮蔽、永遠不會命中的後續規則，並提供相鄰規則合併建議。</w:t>
+      </w:r>
+    </w:p>
+    <w:p>
+      <w:pPr>
+        <w:pStyle w:val="ListBullet"/>
+      </w:pPr>
+      <w:r>
+        <w:rPr>
+          <w:sz w:val="20"/>
+        </w:rPr>
+        <w:t>未使用位址物件：列出已定義但未被任何政策引用的位址物件。</w:t>
+      </w:r>
+    </w:p>
+    <w:p>
+      <w:pPr>
+        <w:pStyle w:val="ListBullet"/>
+      </w:pPr>
+      <w:r>
+        <w:rPr>
+          <w:sz w:val="20"/>
+        </w:rPr>
+        <w:t>未使用服務物件：列出已定義但未被任何政策引用的服務物件。</w:t>
+      </w:r>
+    </w:p>
+    <w:p>
+      <w:pPr>
+        <w:pStyle w:val="ListBullet"/>
+      </w:pPr>
+      <w:r>
+        <w:rPr>
+          <w:sz w:val="20"/>
+        </w:rPr>
+        <w:t>合規性檢查：9 項檢查（過寬的 any-any 規則、停用/未記錄日誌的服務、缺少日誌記錄、弱加密演算法、管理介面未啟用 2FA、不安全的遠端管理、VPN 未使用 PFS、預設/共用管理帳號等），逐項標示對應的 ISO 27001:2022 Annex A、PCI-DSS 4.0、NIST 800-53、CIS Controls v8 參考條款。</w:t>
+      </w:r>
+    </w:p>
+    <w:p>
+      <w:r>
+        <w:t>同一頁亦提供 Zone Matrix（來源區域 × 目的區域允許/拒絕矩陣），方便快速檢視跨區域流量政策。</w:t>
+      </w:r>
+    </w:p>
+    <w:p>
+      <w:pPr>
+        <w:spacing w:before="40" w:after="40"/>
+        <w:ind w:left="227"/>
+      </w:pPr>
+      <w:r>
+        <w:rPr>
+          <w:color w:val="008CBE"/>
+          <w:sz w:val="19"/>
+        </w:rPr>
+        <w:t>ℹ 本工具僅將發現對照常見資安標準的參考條款，供資訊蒐集使用，不構成正式合規稽核或認證；正式合規判定請洽合格稽核人員。</w:t>
+      </w:r>
+    </w:p>
+    <w:p>
+      <w:pPr>
+        <w:pStyle w:val="Heading1"/>
+      </w:pPr>
+      <w:r>
+        <w:rPr>
+          <w:color w:val="0096C8"/>
+        </w:rPr>
+        <w:t>6. IP/Policy 查詢（Query）</w:t>
+      </w:r>
+    </w:p>
+    <w:p>
+      <w:r>
+        <w:t>輸入來源 IP、目的 IP、通訊協定、埠號（如為多 VDOM 設備需另選 VDOM），工具會模擬政策比對流程，回傳最終比對結果（允許／拒絕／預設拒絕），並附上逐步比對追蹤——顯示哪些規則因位址/服務不符或規則本身已停用而被跳過。適合排查「這筆流量為什麼被擋」的情境。</w:t>
+      </w:r>
+    </w:p>
+    <w:p>
+      <w:pPr>
+        <w:pStyle w:val="Heading1"/>
+      </w:pPr>
+      <w:r>
+        <w:rPr>
+          <w:color w:val="0096C8"/>
+        </w:rPr>
+        <w:t>7. 新舊設定比對（Diff）</w:t>
+      </w:r>
+    </w:p>
+    <w:p>
+      <w:r>
+        <w:t>上傳同一廠牌/同一設備前後兩份設定檔，工具會比對政策、位址物件、服務物件與路由，列出各類型的新增/刪除/變更項目，適合設備變更後的差異審閱。</w:t>
+      </w:r>
+    </w:p>
+    <w:p>
+      <w:pPr>
+        <w:pStyle w:val="Heading1"/>
+      </w:pPr>
+      <w:r>
+        <w:rPr>
+          <w:color w:val="0096C8"/>
+        </w:rPr>
+        <w:t>8. 跨廠牌設定轉換（Converter）</w:t>
+      </w:r>
+    </w:p>
+    <w:p>
+      <w:r>
+        <w:t>設定轉換功能可將已解析的設定轉換為其他廠牌的設定格式，適用於廠牌更換或設備移轉評估。目前支援全部 10 家廠牌兩兩互轉，共 90 條轉換路徑。</w:t>
       </w:r>
     </w:p>
     <w:p>
@@ -1382,20 +1658,7 @@
           <w:color w:val="B47800"/>
           <w:sz w:val="19"/>
         </w:rPr>
-        <w:t>⚠ 轉換結果不包含所有設定細節（如證書、複雜政策群組），需人工補全。</w:t>
-      </w:r>
-    </w:p>
-    <w:p>
-      <w:pPr>
-        <w:spacing w:before="40" w:after="40"/>
-        <w:ind w:left="227"/>
-      </w:pPr>
-      <w:r>
-        <w:rPr>
-          <w:color w:val="008CBE"/>
-          <w:sz w:val="19"/>
-        </w:rPr>
-        <w:t>ℹ 支援 6 個主要廠牌、30 條以上的轉換路徑。</w:t>
+        <w:t>⚠ 轉換結果為近似草稿，請務必人工審閱後再套用至正式設備——不包含所有設定細節（如證書、複雜政策群組），且介面命名/埠位對應無法自動判斷，需人工核對。</w:t>
       </w:r>
     </w:p>
     <w:p>
@@ -1406,7 +1669,7 @@
         <w:rPr>
           <w:color w:val="0096C8"/>
         </w:rPr>
-        <w:t>6. 設定檔取得建議</w:t>
+        <w:t>9. 設定檔取得建議</w:t>
       </w:r>
     </w:p>
     <w:p>
@@ -1466,13 +1729,24 @@
     </w:p>
     <w:p>
       <w:pPr>
+        <w:pStyle w:val="ListBullet"/>
+      </w:pPr>
+      <w:r>
+        <w:rPr>
+          <w:sz w:val="20"/>
+        </w:rPr>
+        <w:t>Cisco ASA/FTD：執行 show running-config，或透過 ASDM / FMC 匯出設定。</w:t>
+      </w:r>
+    </w:p>
+    <w:p>
+      <w:pPr>
         <w:pStyle w:val="Heading1"/>
       </w:pPr>
       <w:r>
         <w:rPr>
           <w:color w:val="0096C8"/>
         </w:rPr>
-        <w:t>7. 注意事項</w:t>
+        <w:t>10. 注意事項</w:t>
       </w:r>
     </w:p>
     <w:p>
@@ -1516,6 +1790,17 @@
         <w:rPr>
           <w:sz w:val="20"/>
         </w:rPr>
+        <w:t>稽核與轉換功能之結果皆為輔助參考，不取代人工審閱與正式合規流程。</w:t>
+      </w:r>
+    </w:p>
+    <w:p>
+      <w:pPr>
+        <w:pStyle w:val="ListBullet"/>
+      </w:pPr>
+      <w:r>
+        <w:rPr>
+          <w:sz w:val="20"/>
+        </w:rPr>
         <w:t>建議使用 Chrome 或 Edge 新版瀏覽器以獲得最佳體驗。</w:t>
       </w:r>
     </w:p>
@@ -1524,11 +1809,13 @@
         <w:pStyle w:val="Heading1"/>
       </w:pPr>
       <w:r>
-        <w:t>8. 彩蛋與隱藏功能</w:t>
+        <w:rPr>
+          <w:color w:val="0096C8"/>
+        </w:rPr>
+        <w:t>11. 彩蛋與隱藏功能</w:t>
       </w:r>
     </w:p>
     <w:p>
-      <w:pPr/>
       <w:r>
         <w:t>💡 開發者為愛探索的使用者保留了幾個隱藏驚喜：</w:t>
       </w:r>
@@ -1538,6 +1825,9 @@
         <w:pStyle w:val="ListBullet"/>
       </w:pPr>
       <w:r>
+        <w:rPr>
+          <w:sz w:val="20"/>
+        </w:rPr>
         <w:t>🎮 在鍵盤輸入某個經典的遊戲密技，頁面上的卡片可能會有意外反應。</w:t>
       </w:r>
     </w:p>
@@ -1546,6 +1836,9 @@
         <w:pStyle w:val="ListBullet"/>
       </w:pPr>
       <w:r>
+        <w:rPr>
+          <w:sz w:val="20"/>
+        </w:rPr>
         <w:t>🦙 頁面右下角的小動物若被連續點擊三次，或許會解鎖一個意想不到的語言選項。</w:t>
       </w:r>
     </w:p>
@@ -1554,18 +1847,31 @@
         <w:pStyle w:val="ListBullet"/>
       </w:pPr>
       <w:r>
-        <w:t>📊 工具 Logo 圖示若被快速連按五次，會顯示一些有趣的統計資訊。</w:t>
+        <w:rPr>
+          <w:sz w:val="20"/>
+        </w:rPr>
+        <w:t>📊 頁面上還藏著幾個連點式的小彩蛋（工具列標籤、Logo 等），效果各不相同，留待自行發掘。</w:t>
       </w:r>
     </w:p>
     <w:p>
-      <w:pPr/>
+      <w:pPr>
+        <w:pStyle w:val="ListBullet"/>
+      </w:pPr>
+      <w:r>
+        <w:rPr>
+          <w:sz w:val="20"/>
+        </w:rPr>
+        <w:t>🌙 有些提示與畫面反應只有在特定情境（例如特定時段，或設定檔本身帶有某些巧合內容）下才會出現。</w:t>
+      </w:r>
+    </w:p>
+    <w:p>
       <w:r>
         <w:t>（以上提示僅供有緣人參考，詳情自行探索 🔍）</w:t>
       </w:r>
     </w:p>
     <w:sectPr>
       <w:pgSz w:w="12240" w:h="15840"/>
-      <w:pgMar w:top="1134" w:right="1417" w:bottom="1134" w:left="1417" w:header="720" w:footer="720" w:gutter="0"/>
+      <w:pgMar w:top="1440" w:right="1800" w:bottom="1440" w:left="1800" w:header="720" w:footer="720" w:gutter="0"/>
       <w:cols w:space="720"/>
       <w:docGrid w:linePitch="360"/>
     </w:sectPr>

--- a/docs/firewall-analyzer-guide.docx
+++ b/docs/firewall-analyzer-guide.docx
@@ -744,6 +744,132 @@
           </w:p>
         </w:tc>
       </w:tr>
+      <w:tr>
+        <w:tc>
+          <w:tcPr>
+            <w:tcW w:type="dxa" w:w="2160"/>
+          </w:tcPr>
+          <w:p>
+            <w:r>
+              <w:t>Zyxel USG/ATP</w:t>
+            </w:r>
+          </w:p>
+        </w:tc>
+        <w:tc>
+          <w:tcPr>
+            <w:tcW w:type="dxa" w:w="2160"/>
+          </w:tcPr>
+          <w:p>
+            <w:r>
+              <w:t>ZLD</w:t>
+            </w:r>
+          </w:p>
+        </w:tc>
+        <w:tc>
+          <w:tcPr>
+            <w:tcW w:type="dxa" w:w="2160"/>
+          </w:tcPr>
+          <w:p>
+            <w:r>
+              <w:t>Web GUI：Maintenance → File Manager → Configuration File → 下載目前使用中的設定檔</w:t>
+            </w:r>
+          </w:p>
+        </w:tc>
+        <w:tc>
+          <w:tcPr>
+            <w:tcW w:type="dxa" w:w="2160"/>
+          </w:tcPr>
+          <w:p>
+            <w:r>
+              <w:t>.conf</w:t>
+            </w:r>
+          </w:p>
+        </w:tc>
+      </w:tr>
+      <w:tr>
+        <w:tc>
+          <w:tcPr>
+            <w:tcW w:type="dxa" w:w="2160"/>
+          </w:tcPr>
+          <w:p>
+            <w:r>
+              <w:t>EdgeRouter</w:t>
+            </w:r>
+          </w:p>
+        </w:tc>
+        <w:tc>
+          <w:tcPr>
+            <w:tcW w:type="dxa" w:w="2160"/>
+          </w:tcPr>
+          <w:p>
+            <w:r>
+              <w:t>EdgeOS</w:t>
+            </w:r>
+          </w:p>
+        </w:tc>
+        <w:tc>
+          <w:tcPr>
+            <w:tcW w:type="dxa" w:w="2160"/>
+          </w:tcPr>
+          <w:p>
+            <w:r>
+              <w:t>show configuration（CLI 操作模式，巢狀大括號格式）或 Web UI「System → Configuration Backup」下載 config.boot</w:t>
+            </w:r>
+          </w:p>
+        </w:tc>
+        <w:tc>
+          <w:tcPr>
+            <w:tcW w:type="dxa" w:w="2160"/>
+          </w:tcPr>
+          <w:p>
+            <w:r>
+              <w:t>config.boot</w:t>
+            </w:r>
+          </w:p>
+        </w:tc>
+      </w:tr>
+      <w:tr>
+        <w:tc>
+          <w:tcPr>
+            <w:tcW w:type="dxa" w:w="2160"/>
+          </w:tcPr>
+          <w:p>
+            <w:r>
+              <w:t>OpenWrt</w:t>
+            </w:r>
+          </w:p>
+        </w:tc>
+        <w:tc>
+          <w:tcPr>
+            <w:tcW w:type="dxa" w:w="2160"/>
+          </w:tcPr>
+          <w:p>
+            <w:r>
+              <w:t>UCI</w:t>
+            </w:r>
+          </w:p>
+        </w:tc>
+        <w:tc>
+          <w:tcPr>
+            <w:tcW w:type="dxa" w:w="2160"/>
+          </w:tcPr>
+          <w:p>
+            <w:r>
+              <w:t>uci export（無參數，串接全部 package）</w:t>
+            </w:r>
+          </w:p>
+        </w:tc>
+        <w:tc>
+          <w:tcPr>
+            <w:tcW w:type="dxa" w:w="2160"/>
+          </w:tcPr>
+          <w:p>
+            <w:r>
+              <w:t>/etc/config/*</w:t>
+            </w:r>
+          </w:p>
+        </w:tc>
+      </w:tr>
     </w:tbl>
     <w:p/>
     <w:p>
@@ -756,7 +882,7 @@
           <w:color w:val="008CBE"/>
           <w:sz w:val="19"/>
         </w:rPr>
-        <w:t>ℹ 共 10 家廠牌；上傳時會自動偵測設定檔特徵，若貼錯欄位（如把 A 廠牌內容貼到 B 廠牌上傳區）會另外提出警告。</w:t>
+        <w:t>ℹ 共 13 家廠牌；上傳時會自動偵測設定檔特徵，若貼錯欄位（如把 A 廠牌內容貼到 B 廠牌上傳區）會另外提出警告。</w:t>
       </w:r>
     </w:p>
     <w:p>
@@ -1645,7 +1771,7 @@
     </w:p>
     <w:p>
       <w:r>
-        <w:t>設定轉換功能可將已解析的設定轉換為其他廠牌的設定格式，適用於廠牌更換或設備移轉評估。目前支援全部 10 家廠牌兩兩互轉，共 90 條轉換路徑。</w:t>
+        <w:t>設定轉換功能可將已解析的設定轉換為其他廠牌的設定格式，適用於廠牌更換或設備移轉評估。目前支援全部 13 家廠牌兩兩互轉，共 156 條轉換路徑。</w:t>
       </w:r>
     </w:p>
     <w:p>
@@ -1736,6 +1862,30 @@
           <w:sz w:val="20"/>
         </w:rPr>
         <w:t>Cisco ASA/FTD：執行 show running-config，或透過 ASDM / FMC 匯出設定。</w:t>
+      </w:r>
+    </w:p>
+    <w:p>
+      <w:pPr>
+        <w:pStyle w:val="ListBullet"/>
+      </w:pPr>
+      <w:r>
+        <w:t>Zyxel USG/ATP：Web GUI「Maintenance → File Manager → Configuration File」下載目前使用中的設定檔（純文字，檔名慣例為 startup-config.conf）。</w:t>
+      </w:r>
+    </w:p>
+    <w:p>
+      <w:pPr>
+        <w:pStyle w:val="ListBullet"/>
+      </w:pPr>
+      <w:r>
+        <w:t>EdgeRouter：CLI 操作模式執行 show configuration，或 Web UI「System → Configuration Backup」下載 config.boot。</w:t>
+      </w:r>
+    </w:p>
+    <w:p>
+      <w:pPr>
+        <w:pStyle w:val="ListBullet"/>
+      </w:pPr>
+      <w:r>
+        <w:t>OpenWrt：SSH 登入後執行 uci export，複製全部輸出（會將所有 package 串接成一個檔案）。</w:t>
       </w:r>
     </w:p>
     <w:p>

--- a/docs/firewall-analyzer-guide.docx
+++ b/docs/firewall-analyzer-guide.docx
@@ -537,7 +537,7 @@
               <w:rPr>
                 <w:sz w:val="20"/>
               </w:rPr>
-              <w:t>SonicOS 6.x/7.x</w:t>
+              <w:t>SonicOS &lt;6.2</w:t>
             </w:r>
           </w:p>
         </w:tc>

--- a/docs/firewall-analyzer-guide.docx
+++ b/docs/firewall-analyzer-guide.docx
@@ -51,6 +51,12 @@
           <w:sz w:val="19"/>
         </w:rPr>
         <w:t>ℹ 本工具不含 AI 分析，所有解析邏輯均為規則式（Rule-based）。</w:t>
+      </w:r>
+    </w:p>
+    <w:p>
+      <w:pPr/>
+      <w:r>
+        <w:t>🧭 跨工具導覽：右上角「🧭」按鈕可快速切換至其餘 5 個工具（總覽首頁、交換器解析、交換器產生器、設定去識別化、日誌分析），無需返回首頁重新選擇。</w:t>
       </w:r>
     </w:p>
     <w:p>
@@ -1661,7 +1667,7 @@
     </w:p>
     <w:p>
       <w:r>
-        <w:t>「稽核」Tab 針對已解析的政策與物件執行 4 項自動分析：</w:t>
+        <w:t>「稽核」Tab 針對已解析的政策與物件執行 5 項自動分析：</w:t>
       </w:r>
     </w:p>
     <w:p>
@@ -1684,6 +1690,14 @@
           <w:sz w:val="20"/>
         </w:rPr>
         <w:t>未使用位址物件：列出已定義但未被任何政策引用的位址物件。</w:t>
+      </w:r>
+    </w:p>
+    <w:p>
+      <w:pPr>
+        <w:pStyle w:val="ListBullet"/>
+      </w:pPr>
+      <w:r>
+        <w:t>較早 Deny 阻擋偵測：找出被較早的 deny 規則完全涵蓋、導致較晚的 accept 規則永遠不會生效的情形（與規則遮蔽偵測不同——後者是「較早 accept 涵蓋較晚 accept」的冗餘規則，前者是「規則形同虛設」的更關鍵安全案例）。</w:t>
       </w:r>
     </w:p>
     <w:p>

--- a/docs/firewall-analyzer-guide.docx
+++ b/docs/firewall-analyzer-guide.docx
@@ -876,6 +876,60 @@
           </w:p>
         </w:tc>
       </w:tr>
+      <w:tr>
+        <w:tc>
+          <w:tcPr>
+            <w:tcW w:type="dxa" w:w="2160"/>
+          </w:tcPr>
+          <w:p>
+            <w:r>
+              <w:rPr>
+                <w:sz w:val="20"/>
+              </w:rPr>
+              <w:t>WatchGuard Firebox</w:t>
+            </w:r>
+          </w:p>
+        </w:tc>
+        <w:tc>
+          <w:tcPr>
+            <w:tcW w:type="dxa" w:w="2160"/>
+          </w:tcPr>
+          <w:p>
+            <w:r>
+              <w:rPr>
+                <w:sz w:val="20"/>
+              </w:rPr>
+              <w:t>Fireware OS</w:t>
+            </w:r>
+          </w:p>
+        </w:tc>
+        <w:tc>
+          <w:tcPr>
+            <w:tcW w:type="dxa" w:w="2160"/>
+          </w:tcPr>
+          <w:p>
+            <w:r>
+              <w:rPr>
+                <w:sz w:val="20"/>
+              </w:rPr>
+              <w:t>Policy Manager → File → Export，或裝置 Web UI 匯出 config.xml</w:t>
+            </w:r>
+          </w:p>
+        </w:tc>
+        <w:tc>
+          <w:tcPr>
+            <w:tcW w:type="dxa" w:w="2160"/>
+          </w:tcPr>
+          <w:p>
+            <w:r>
+              <w:rPr>
+                <w:sz w:val="20"/>
+              </w:rPr>
+              <w:t>.xml</w:t>
+            </w:r>
+          </w:p>
+        </w:tc>
+      </w:tr>
     </w:tbl>
     <w:p/>
     <w:p>
@@ -888,7 +942,7 @@
           <w:color w:val="008CBE"/>
           <w:sz w:val="19"/>
         </w:rPr>
-        <w:t>ℹ 共 13 家廠牌；上傳時會自動偵測設定檔特徵，若貼錯欄位（如把 A 廠牌內容貼到 B 廠牌上傳區）會另外提出警告。</w:t>
+        <w:t>ℹ 共 14 家廠牌；上傳時會自動偵測設定檔特徵，若貼錯欄位（如把 A 廠牌內容貼到 B 廠牌上傳區）會另外提出警告。</w:t>
       </w:r>
     </w:p>
     <w:p>
@@ -1407,7 +1461,7 @@
               <w:rPr>
                 <w:sz w:val="20"/>
               </w:rPr>
-              <w:t>顯示 Source NAT / Destination NAT / PAT 規則及對應的 IP 池。</w:t>
+              <w:t>顯示 Source NAT / Destination NAT / PAT 規則及對應的 IP 池。，並提供重複外部IP／連接埠衝突／孤兒NAT物件三項健檢，計入設定健康度評分。</w:t>
             </w:r>
           </w:p>
         </w:tc>
@@ -1719,7 +1773,7 @@
         <w:rPr>
           <w:sz w:val="20"/>
         </w:rPr>
-        <w:t>合規性檢查：9 項檢查（過寬的 any-any 規則、停用/未記錄日誌的服務、缺少日誌記錄、弱加密演算法、管理介面未啟用 2FA、不安全的遠端管理、VPN 未使用 PFS、預設/共用管理帳號等），逐項標示對應的 ISO 27001:2022 Annex A、PCI-DSS 4.0、NIST 800-53、CIS Controls v8 參考條款。</w:t>
+        <w:t>合規性檢查：11 項檢查（過寬的 any-any 規則、超大範圍網段（Broad Network）、停用/未記錄日誌的服務、缺少日誌記錄、弱加密演算法、管理介面未啟用 2FA、不安全的遠端管理、VPN 未使用 PFS、預設/共用管理帳號等），逐項標示對應的 ISO 27001:2022 Annex A、PCI-DSS 4.0、NIST 800-53、CIS Controls v8 參考條款。</w:t>
       </w:r>
     </w:p>
     <w:p>
@@ -1769,7 +1823,7 @@
     </w:p>
     <w:p>
       <w:r>
-        <w:t>上傳同一廠牌/同一設備前後兩份設定檔，工具會比對政策、位址物件、服務物件與路由，列出各類型的新增/刪除/變更項目，適合設備變更後的差異審閱。</w:t>
+        <w:t>上傳同一廠牌/同一設備前後兩份設定檔，工具會比對政策、位址物件、服務物件與路由，列出各類型的新增/刪除/變更項目，適合設備變更後的差異審閱。（另新增 NAT 規則比對），並提供「HA 模式」可排除裝置註記(comment)欄位差異，適合比對主備兩台設定是否同步。</w:t>
       </w:r>
     </w:p>
     <w:p>
@@ -1785,7 +1839,7 @@
     </w:p>
     <w:p>
       <w:r>
-        <w:t>設定轉換功能可將已解析的設定轉換為其他廠牌的設定格式，適用於廠牌更換或設備移轉評估。目前支援全部 13 家廠牌兩兩互轉，共 156 條轉換路徑。</w:t>
+        <w:t>設定轉換功能可將已解析的設定轉換為其他廠牌的設定格式，適用於廠牌更換或設備移轉評估。目前支援全部 13 家廠牌兩兩互轉，共 156 條轉換路徑。 WatchGuard Firebox 目前僅支援作為解析來源（含稽核／查詢／比對），尚未支援作為跨廠牌轉換目標。</w:t>
       </w:r>
     </w:p>
     <w:p>
@@ -1900,6 +1954,14 @@
       </w:pPr>
       <w:r>
         <w:t>OpenWrt：SSH 登入後執行 uci export，複製全部輸出（會將所有 package 串接成一個檔案）。</w:t>
+      </w:r>
+    </w:p>
+    <w:p>
+      <w:pPr>
+        <w:pStyle w:val="ListBullet"/>
+      </w:pPr>
+      <w:r>
+        <w:t>WatchGuard Firebox：Policy Manager → File → Export，或裝置 Web UI 匯出 config.xml。</w:t>
       </w:r>
     </w:p>
     <w:p>
